--- a/SME_Credit_AI_Project_Report.docx
+++ b/SME_Credit_AI_Project_Report.docx
@@ -8,6 +8,13 @@
       </w:pPr>
       <w:r>
         <w:t>SME Credit Scoring AI Platform – Case Study Analysis</w:t>
+      </w:r>
+      <w:r>
+        <w:br/>
+        <w:t xml:space="preserve">Link: </w:t>
+      </w:r>
+      <w:r>
+        <w:t>https://smedashboard.netlify.app/</w:t>
       </w:r>
     </w:p>
     <w:p>
@@ -24,8 +31,6 @@
       </w:r>
       <w:r>
         <w:br/>
-      </w:r>
-      <w:r>
         <w:t>20 financial institutions × 2,000 applications each = 40,000 applications per year.</w:t>
       </w:r>
       <w:r>

--- a/SME_Credit_AI_Project_Report.docx
+++ b/SME_Credit_AI_Project_Report.docx
@@ -4,18 +4,52 @@
   <w:body>
     <w:p>
       <w:pPr>
-        <w:pStyle w:val="Heading1"/>
+        <w:pStyle w:val="NormalWeb"/>
+        <w:rPr>
+          <w:rFonts w:asciiTheme="minorHAnsi" w:hAnsiTheme="minorHAnsi"/>
+        </w:rPr>
       </w:pPr>
       <w:r>
+        <w:rPr>
+          <w:rStyle w:val="TitleChar"/>
+          <w:b/>
+          <w:bCs/>
+          <w:color w:val="0070C0"/>
+        </w:rPr>
         <w:t>SME Credit Scoring AI Platform – Case Study Analysis</w:t>
       </w:r>
       <w:r>
+        <w:rPr>
+          <w:rFonts w:asciiTheme="minorHAnsi" w:hAnsiTheme="minorHAnsi"/>
+        </w:rPr>
         <w:br/>
         <w:t xml:space="preserve">Link: </w:t>
       </w:r>
+      <w:hyperlink r:id="rId6" w:history="1">
+        <w:r>
+          <w:rPr>
+            <w:rStyle w:val="Hyperlink"/>
+            <w:rFonts w:asciiTheme="minorHAnsi" w:hAnsiTheme="minorHAnsi"/>
+          </w:rPr>
+          <w:t>https://smedashboard0820.streamlit.app/</w:t>
+        </w:r>
+      </w:hyperlink>
       <w:r>
-        <w:t>https://smedashboard.netlify.app/</w:t>
+        <w:rPr>
+          <w:rFonts w:asciiTheme="minorHAnsi" w:hAnsiTheme="minorHAnsi"/>
+        </w:rPr>
+        <w:br/>
+        <w:t xml:space="preserve">Repo Link: </w:t>
       </w:r>
+      <w:hyperlink r:id="rId7" w:tgtFrame="_blank" w:history="1">
+        <w:r>
+          <w:rPr>
+            <w:rStyle w:val="Hyperlink"/>
+            <w:rFonts w:asciiTheme="minorHAnsi" w:hAnsiTheme="minorHAnsi"/>
+          </w:rPr>
+          <w:t>https://github.com/ArmaanM08/SME_Dashboard/</w:t>
+        </w:r>
+      </w:hyperlink>
     </w:p>
     <w:p>
       <w:pPr>
@@ -11704,6 +11738,45 @@
       </w:tcPr>
     </w:tblStylePr>
   </w:style>
+  <w:style w:type="paragraph" w:styleId="NormalWeb">
+    <w:name w:val="Normal (Web)"/>
+    <w:basedOn w:val="Normal"/>
+    <w:uiPriority w:val="99"/>
+    <w:unhideWhenUsed/>
+    <w:rsid w:val="008A749F"/>
+    <w:pPr>
+      <w:spacing w:before="100" w:beforeAutospacing="1" w:after="100" w:afterAutospacing="1" w:line="240" w:lineRule="auto"/>
+    </w:pPr>
+    <w:rPr>
+      <w:rFonts w:ascii="Times New Roman" w:eastAsia="Times New Roman" w:hAnsi="Times New Roman" w:cs="Times New Roman"/>
+      <w:sz w:val="24"/>
+      <w:szCs w:val="24"/>
+      <w:lang w:val="en-IN" w:eastAsia="en-GB"/>
+    </w:rPr>
+  </w:style>
+  <w:style w:type="character" w:styleId="Hyperlink">
+    <w:name w:val="Hyperlink"/>
+    <w:basedOn w:val="DefaultParagraphFont"/>
+    <w:uiPriority w:val="99"/>
+    <w:unhideWhenUsed/>
+    <w:rsid w:val="008A749F"/>
+    <w:rPr>
+      <w:color w:val="0000FF"/>
+      <w:u w:val="single"/>
+    </w:rPr>
+  </w:style>
+  <w:style w:type="character" w:styleId="UnresolvedMention">
+    <w:name w:val="Unresolved Mention"/>
+    <w:basedOn w:val="DefaultParagraphFont"/>
+    <w:uiPriority w:val="99"/>
+    <w:semiHidden/>
+    <w:unhideWhenUsed/>
+    <w:rsid w:val="008A749F"/>
+    <w:rPr>
+      <w:color w:val="605E5C"/>
+      <w:shd w:val="clear" w:color="auto" w:fill="E1DFDD"/>
+    </w:rPr>
+  </w:style>
 </w:styles>
 </file>
 
